--- a/8.资源管理/2.运行记录类文件/080206-服务数据应用提升情况说明(截止2025年10月).docx
+++ b/8.资源管理/2.运行记录类文件/080206-服务数据应用提升情况说明(截止2025年10月).docx
@@ -6,8 +6,28 @@
       <w:pPr>
         <w:pStyle w:val="31"/>
         <w:bidi w:val="0"/>
+        <w:rPr>
+          <w:rFonts w:hint="eastAsia"/>
+          <w:lang w:val="en-US" w:eastAsia="zh-CN"/>
+        </w:rPr>
       </w:pPr>
       <w:bookmarkStart w:id="0" w:name="_Toc27391"/>
+    </w:p>
+    <w:p>
+      <w:pPr>
+        <w:pStyle w:val="31"/>
+        <w:bidi w:val="0"/>
+        <w:rPr>
+          <w:rFonts w:hint="eastAsia"/>
+          <w:lang w:val="en-US" w:eastAsia="zh-CN"/>
+        </w:rPr>
+      </w:pPr>
+    </w:p>
+    <w:p>
+      <w:pPr>
+        <w:pStyle w:val="31"/>
+        <w:bidi w:val="0"/>
+      </w:pPr>
       <w:r>
         <w:rPr>
           <w:rFonts w:hint="eastAsia"/>
@@ -86,24 +106,6 @@
     </w:p>
     <w:p>
       <w:pPr>
-        <w:pStyle w:val="12"/>
-        <w:spacing w:line="297" w:lineRule="auto"/>
-      </w:pPr>
-    </w:p>
-    <w:p>
-      <w:pPr>
-        <w:pStyle w:val="12"/>
-        <w:spacing w:line="297" w:lineRule="auto"/>
-      </w:pPr>
-    </w:p>
-    <w:p>
-      <w:pPr>
-        <w:pStyle w:val="12"/>
-        <w:spacing w:line="298" w:lineRule="auto"/>
-      </w:pPr>
-    </w:p>
-    <w:p>
-      <w:pPr>
         <w:spacing w:before="91" w:line="220" w:lineRule="auto"/>
         <w:ind w:left="3778"/>
         <w:outlineLvl w:val="0"/>
@@ -124,11 +126,6 @@
         <w:t>文档信息</w:t>
       </w:r>
       <w:bookmarkEnd w:id="2"/>
-    </w:p>
-    <w:p>
-      <w:pPr>
-        <w:spacing w:line="131" w:lineRule="exact"/>
-      </w:pPr>
     </w:p>
     <w:tbl>
       <w:tblPr>
@@ -224,14 +221,6 @@
                 <w:spacing w:val="-1"/>
               </w:rPr>
               <w:t>应用提升情况说明</w:t>
-            </w:r>
-            <w:r>
-              <w:rPr>
-                <w:rFonts w:hint="eastAsia"/>
-                <w:spacing w:val="-1"/>
-                <w:lang w:val="en-US" w:eastAsia="zh-CN"/>
-              </w:rPr>
-              <w:t>(HHLZ-ITSS-FWSJ)</w:t>
             </w:r>
           </w:p>
         </w:tc>
@@ -427,12 +416,6 @@
             <w:insideH w:val="single" w:color="000000" w:sz="4" w:space="0"/>
             <w:insideV w:val="single" w:color="000000" w:sz="4" w:space="0"/>
           </w:tblBorders>
-          <w:tblCellMar>
-            <w:top w:w="0" w:type="dxa"/>
-            <w:left w:w="0" w:type="dxa"/>
-            <w:bottom w:w="0" w:type="dxa"/>
-            <w:right w:w="0" w:type="dxa"/>
-          </w:tblCellMar>
         </w:tblPrEx>
         <w:trPr>
           <w:trHeight w:val="474" w:hRule="atLeast"/>
@@ -477,7 +460,7 @@
                 <w:spacing w:val="-2"/>
                 <w:lang w:val="en-US" w:eastAsia="zh-CN"/>
               </w:rPr>
-              <w:t>7</w:t>
+              <w:t>10</w:t>
             </w:r>
             <w:r>
               <w:rPr>
@@ -871,8 +854,6 @@
               <w:tab w:val="right" w:leader="dot" w:pos="9724"/>
             </w:tabs>
           </w:pPr>
-          <w:bookmarkStart w:id="10" w:name="_GoBack"/>
-          <w:bookmarkEnd w:id="10"/>
           <w:r>
             <w:rPr>
               <w:rFonts w:ascii="Cambria" w:hAnsi="Cambria" w:eastAsia="Cambria" w:cs="Cambria"/>
@@ -1542,7 +1523,7 @@
           <w:headerReference r:id="rId7" w:type="default"/>
           <w:footerReference r:id="rId8" w:type="default"/>
           <w:pgSz w:w="11906" w:h="16839"/>
-          <w:pgMar w:top="400" w:right="1090" w:bottom="1157" w:left="1092" w:header="0" w:footer="990" w:gutter="0"/>
+          <w:pgMar w:top="1240" w:right="1090" w:bottom="1157" w:left="1092" w:header="0" w:footer="990" w:gutter="0"/>
           <w:cols w:space="720" w:num="1"/>
         </w:sectPr>
       </w:pPr>
@@ -2203,7 +2184,47 @@
           <w:szCs w:val="24"/>
           <w:lang w:val="en-US" w:eastAsia="zh-CN"/>
         </w:rPr>
-        <w:t>2025年度运维服务能力管理指标体系中要求服务数据的季度分析利用次数≥1次，2025年第一、二季度服务数据分析利用次数分别为2次、1次。达成指标要求，目前公司服务数据管理情况良好，但仍有提升的空间。</w:t>
+        <w:t>2025年度运维服务能力管理指标体系中要求服务数据的季度分析利用次数≥1次，2025年第一、二</w:t>
+      </w:r>
+      <w:r>
+        <w:rPr>
+          <w:rFonts w:hint="eastAsia" w:ascii="宋体" w:hAnsi="宋体" w:cs="宋体"/>
+          <w:spacing w:val="3"/>
+          <w:sz w:val="24"/>
+          <w:szCs w:val="24"/>
+          <w:lang w:val="en-US" w:eastAsia="zh-CN"/>
+        </w:rPr>
+        <w:t>和三</w:t>
+      </w:r>
+      <w:r>
+        <w:rPr>
+          <w:rFonts w:hint="eastAsia" w:ascii="宋体" w:hAnsi="宋体" w:eastAsia="宋体" w:cs="宋体"/>
+          <w:spacing w:val="3"/>
+          <w:sz w:val="24"/>
+          <w:szCs w:val="24"/>
+          <w:lang w:val="en-US" w:eastAsia="zh-CN"/>
+        </w:rPr>
+        <w:t>季度服务数据分析利用次数分别为2次、1次</w:t>
+      </w:r>
+      <w:r>
+        <w:rPr>
+          <w:rFonts w:hint="eastAsia" w:ascii="宋体" w:hAnsi="宋体" w:cs="宋体"/>
+          <w:spacing w:val="3"/>
+          <w:sz w:val="24"/>
+          <w:szCs w:val="24"/>
+          <w:lang w:val="en-US" w:eastAsia="zh-CN"/>
+        </w:rPr>
+        <w:t>和1次</w:t>
+      </w:r>
+      <w:r>
+        <w:rPr>
+          <w:rFonts w:hint="eastAsia" w:ascii="宋体" w:hAnsi="宋体" w:eastAsia="宋体" w:cs="宋体"/>
+          <w:spacing w:val="3"/>
+          <w:sz w:val="24"/>
+          <w:szCs w:val="24"/>
+          <w:lang w:val="en-US" w:eastAsia="zh-CN"/>
+        </w:rPr>
+        <w:t>。达成指标要求，目前公司服务数据管理情况良好，但仍有提升的空间。</w:t>
       </w:r>
     </w:p>
     <w:p>
@@ -2265,6 +2286,8 @@
         </w:rPr>
         <w:t>数据孤岛现象依然存在，部分系统的数据尚未接入数据库汇总，导致数据分析的全面性受到影响。</w:t>
       </w:r>
+      <w:bookmarkStart w:id="10" w:name="_GoBack"/>
+      <w:bookmarkEnd w:id="10"/>
     </w:p>
     <w:sectPr>
       <w:headerReference r:id="rId9" w:type="default"/>
